--- a/Doc/Noi dung hoc lap trinh huong doi tuong K69.docx
+++ b/Doc/Noi dung hoc lap trinh huong doi tuong K69.docx
@@ -21,8 +21,6 @@
           <w:sz w:val="38"/>
         </w:rPr>
       </w:pPr>
-      <w:bookmarkStart w:id="0" w:name="_GoBack"/>
-      <w:bookmarkEnd w:id="0"/>
     </w:p>
     <w:p>
       <w:pPr>
@@ -478,6 +476,123 @@
         </w:rPr>
         <w:t>Xây dựng các lớp xử lý nghiệp vụ cho các đối tượng</w:t>
       </w:r>
+      <w:bookmarkStart w:id="0" w:name="_GoBack"/>
+      <w:bookmarkEnd w:id="0"/>
+    </w:p>
+    <w:p>
+      <w:pPr>
+        <w:rPr>
+          <w:sz w:val="38"/>
+        </w:rPr>
+      </w:pPr>
+    </w:p>
+    <w:p>
+      <w:pPr>
+        <w:rPr>
+          <w:sz w:val="38"/>
+        </w:rPr>
+      </w:pPr>
+    </w:p>
+    <w:p>
+      <w:pPr>
+        <w:rPr>
+          <w:sz w:val="38"/>
+        </w:rPr>
+      </w:pPr>
+    </w:p>
+    <w:p>
+      <w:pPr>
+        <w:rPr>
+          <w:sz w:val="38"/>
+        </w:rPr>
+      </w:pPr>
+    </w:p>
+    <w:p>
+      <w:pPr>
+        <w:rPr>
+          <w:sz w:val="38"/>
+        </w:rPr>
+      </w:pPr>
+      <w:r>
+        <w:rPr>
+          <w:sz w:val="38"/>
+        </w:rPr>
+        <w:br w:type="page"/>
+      </w:r>
+    </w:p>
+    <w:p>
+      <w:pPr>
+        <w:rPr>
+          <w:sz w:val="32"/>
+        </w:rPr>
+      </w:pPr>
+      <w:r>
+        <w:rPr>
+          <w:sz w:val="32"/>
+        </w:rPr>
+        <w:lastRenderedPageBreak/>
+        <w:t>Quy trình làm Web</w:t>
+      </w:r>
+    </w:p>
+    <w:p>
+      <w:pPr>
+        <w:rPr>
+          <w:sz w:val="32"/>
+        </w:rPr>
+      </w:pPr>
+      <w:r>
+        <w:rPr>
+          <w:sz w:val="32"/>
+        </w:rPr>
+        <w:t>1. Lựa chọn Web Template</w:t>
+      </w:r>
+    </w:p>
+    <w:p>
+      <w:pPr>
+        <w:rPr>
+          <w:sz w:val="32"/>
+        </w:rPr>
+      </w:pPr>
+      <w:r>
+        <w:rPr>
+          <w:sz w:val="32"/>
+        </w:rPr>
+        <w:t xml:space="preserve">2. Đưa Web Template vào dự </w:t>
+      </w:r>
+      <w:proofErr w:type="gramStart"/>
+      <w:r>
+        <w:rPr>
+          <w:sz w:val="32"/>
+        </w:rPr>
+        <w:t>án</w:t>
+      </w:r>
+      <w:proofErr w:type="gramEnd"/>
+      <w:r>
+        <w:rPr>
+          <w:sz w:val="32"/>
+        </w:rPr>
+        <w:t xml:space="preserve"> Web</w:t>
+      </w:r>
+    </w:p>
+    <w:p>
+      <w:pPr>
+        <w:rPr>
+          <w:sz w:val="38"/>
+        </w:rPr>
+      </w:pPr>
+      <w:r>
+        <w:rPr>
+          <w:sz w:val="38"/>
+        </w:rPr>
+        <w:t>3. Tìm hiểu cách sử dụng Web Template để nhúng vào các giao diện</w:t>
+      </w:r>
+    </w:p>
+    <w:p>
+      <w:pPr>
+        <w:rPr>
+          <w:sz w:val="38"/>
+        </w:rPr>
+      </w:pPr>
     </w:p>
     <w:p>
       <w:pPr>
